--- a/examples/style-coverage.docx
+++ b/examples/style-coverage.docx
@@ -6,18 +6,6 @@
       <w:pPr>
         <w:pStyle w:val="Title"/>
       </w:pPr>
-      <w:r>
-        <w:t xml:space="preserve">澄明</w:t>
-      </w:r>
-      <w:r>
-        <w:t xml:space="preserve"> </w:t>
-      </w:r>
-      <w:r>
-        <w:t xml:space="preserve">·</w:t>
-      </w:r>
-      <w:r>
-        <w:t xml:space="preserve"> </w:t>
-      </w:r>
       <w:r>
         <w:t xml:space="preserve">样式覆盖检查</w:t>
       </w:r>
@@ -2427,6 +2415,7 @@
     </w:rPr>
     <w:tblPr>
       <w:tblStyleRowBandSize w:val="1"/>
+      <w:jc w:val="center"/>
       <w:tblBorders>
         <w:top w:color="DFE5EB" w:sz="4" w:val="single"/>
         <w:left w:color="DFE5EB" w:sz="4" w:val="single"/>
@@ -2494,6 +2483,7 @@
     <w:next w:val="BodyText"/>
     <w:qFormat/>
     <w:pPr>
+      <w:keepLines/>
       <w:spacing w:after="140" w:before="80" w:line="288" w:lineRule="atLeast"/>
       <w:jc w:val="center"/>
     </w:pPr>
@@ -2511,6 +2501,7 @@
     <w:qFormat/>
     <w:pPr>
       <w:keepNext/>
+      <w:keepLines/>
       <w:spacing w:after="140" w:before="80" w:line="288" w:lineRule="atLeast"/>
       <w:jc w:val="center"/>
     </w:pPr>
@@ -2527,6 +2518,7 @@
     <w:next w:val="BodyText"/>
     <w:qFormat/>
     <w:pPr>
+      <w:keepLines/>
       <w:spacing w:after="140" w:before="80" w:line="288" w:lineRule="atLeast"/>
       <w:jc w:val="center"/>
     </w:pPr>
